--- a/docs/SIMS_Sprint_Delivery_Plan_v1.1.docx
+++ b/docs/SIMS_Sprint_Delivery_Plan_v1.1.docx
@@ -7884,6 +7884,24 @@
               </w:rPr>
               <w:t>). Build a class attendance UI with a 'mark all present' bulk action followed by per-student override controls. Validate against the school's holiday calendar, blocking attendance entry for non-working days unless the teacher explicitly overrides with a reason. Write tests for the bulk-mark action and the holiday-block + override path.</w:t>
             </w:r>
+            <w:r>
+              <w:rPr>
+                <w:rFonts w:ascii="Courier New" w:eastAsia="Courier New" w:hAnsi="Courier New" w:cs="Courier New"/>
+                <w:color w:val="3A2A52"/>
+                <w:sz w:val="18"/>
+                <w:szCs w:val="18"/>
+              </w:rPr>
+              <w:br/>
+            </w:r>
+            <w:r>
+              <w:rPr>
+                <w:rFonts w:ascii="Courier New" w:eastAsia="Courier New" w:hAnsi="Courier New" w:cs="Courier New"/>
+                <w:color w:val="FF0000"/>
+                <w:sz w:val="18"/>
+                <w:szCs w:val="18"/>
+              </w:rPr>
+              <w:t>done</w:t>
+            </w:r>
           </w:p>
         </w:tc>
       </w:tr>
@@ -8162,6 +8180,24 @@
               </w:rPr>
               <w:t xml:space="preserve"> creation event where status=Absent. On that event, call the Notification Service to send an SMS and push notification to all guardians linked to the student, including student name, date, and class section in the message body. Write an integration test asserting the notification service is called exactly once per absent record, with correct payload.</w:t>
             </w:r>
+            <w:r>
+              <w:rPr>
+                <w:rFonts w:ascii="Courier New" w:eastAsia="Courier New" w:hAnsi="Courier New" w:cs="Courier New"/>
+                <w:color w:val="3A2A52"/>
+                <w:sz w:val="18"/>
+                <w:szCs w:val="18"/>
+              </w:rPr>
+              <w:br/>
+            </w:r>
+            <w:r>
+              <w:rPr>
+                <w:rFonts w:ascii="Courier New" w:eastAsia="Courier New" w:hAnsi="Courier New" w:cs="Courier New"/>
+                <w:color w:val="FF0000"/>
+                <w:sz w:val="18"/>
+                <w:szCs w:val="18"/>
+              </w:rPr>
+              <w:t>done</w:t>
+            </w:r>
           </w:p>
         </w:tc>
       </w:tr>
@@ -8372,6 +8408,7 @@
                 <w:sz w:val="19"/>
                 <w:szCs w:val="19"/>
               </w:rPr>
+              <w:lastRenderedPageBreak/>
               <w:t>Reports can be exported as PDF or Excel</w:t>
             </w:r>
           </w:p>
@@ -8500,6 +8537,24 @@
                 <w:szCs w:val="18"/>
               </w:rPr>
               <w:t>) of the filtered result set. Write a test for the aggregation query correctness on a seeded dataset.</w:t>
+            </w:r>
+            <w:r>
+              <w:rPr>
+                <w:rFonts w:ascii="Courier New" w:eastAsia="Courier New" w:hAnsi="Courier New" w:cs="Courier New"/>
+                <w:color w:val="3A2A52"/>
+                <w:sz w:val="18"/>
+                <w:szCs w:val="18"/>
+              </w:rPr>
+              <w:br/>
+            </w:r>
+            <w:r>
+              <w:rPr>
+                <w:rFonts w:ascii="Courier New" w:eastAsia="Courier New" w:hAnsi="Courier New" w:cs="Courier New"/>
+                <w:color w:val="FF0000"/>
+                <w:sz w:val="18"/>
+                <w:szCs w:val="18"/>
+              </w:rPr>
+              <w:t>done</w:t>
             </w:r>
           </w:p>
         </w:tc>
@@ -8987,6 +9042,24 @@
               </w:rPr>
               <w:t xml:space="preserve"> override path.</w:t>
             </w:r>
+            <w:r>
+              <w:rPr>
+                <w:rFonts w:ascii="Courier New" w:eastAsia="Courier New" w:hAnsi="Courier New" w:cs="Courier New"/>
+                <w:color w:val="3A2A52"/>
+                <w:sz w:val="18"/>
+                <w:szCs w:val="18"/>
+              </w:rPr>
+              <w:br/>
+            </w:r>
+            <w:r>
+              <w:rPr>
+                <w:rFonts w:ascii="Courier New" w:eastAsia="Courier New" w:hAnsi="Courier New" w:cs="Courier New"/>
+                <w:color w:val="FF0000"/>
+                <w:sz w:val="18"/>
+                <w:szCs w:val="18"/>
+              </w:rPr>
+              <w:t>done</w:t>
+            </w:r>
           </w:p>
         </w:tc>
       </w:tr>
@@ -9362,6 +9435,24 @@
               </w:rPr>
               <w:t xml:space="preserve"> count limit from CORE-040 at the assessment-creation step, not at mark-entry. Write a test for the score-exceeds-max validation.</w:t>
             </w:r>
+            <w:r>
+              <w:rPr>
+                <w:rFonts w:ascii="Courier New" w:eastAsia="Courier New" w:hAnsi="Courier New" w:cs="Courier New"/>
+                <w:color w:val="3A2A52"/>
+                <w:sz w:val="18"/>
+                <w:szCs w:val="18"/>
+              </w:rPr>
+              <w:br/>
+            </w:r>
+            <w:r>
+              <w:rPr>
+                <w:rFonts w:ascii="Courier New" w:eastAsia="Courier New" w:hAnsi="Courier New" w:cs="Courier New"/>
+                <w:color w:val="FF0000"/>
+                <w:sz w:val="18"/>
+                <w:szCs w:val="18"/>
+              </w:rPr>
+              <w:t>done</w:t>
+            </w:r>
           </w:p>
         </w:tc>
       </w:tr>
@@ -9653,17 +9744,8 @@
                 <w:sz w:val="18"/>
                 <w:szCs w:val="18"/>
               </w:rPr>
-              <w:t xml:space="preserve">Implement a result computation service triggered on Mark submission: compute per-student total, percentage, and letter grade via a configurable grading scale </w:t>
-            </w:r>
-            <w:r>
-              <w:rPr>
-                <w:rFonts w:ascii="Courier New" w:eastAsia="Courier New" w:hAnsi="Courier New" w:cs="Courier New"/>
-                <w:color w:val="3A2A52"/>
-                <w:sz w:val="18"/>
-                <w:szCs w:val="18"/>
-              </w:rPr>
               <w:lastRenderedPageBreak/>
-              <w:t>(</w:t>
+              <w:t>Implement a result computation service triggered on Mark submission: compute per-student total, percentage, and letter grade via a configurable grading scale (</w:t>
             </w:r>
             <w:proofErr w:type="spellStart"/>
             <w:r>
@@ -9724,6 +9806,24 @@
                 <w:szCs w:val="18"/>
               </w:rPr>
               <w:t>, letter). Compute class rank once all required subject marks for a student's term are in 'submitted' status, ordering by total descending. Re-trigger the computation automatically if a submitted mark is edited pre-publish. Write tests for the grade-band lookup, the rank computation with tie-handling (e.g. shared rank for equal totals), and the recompute-on-edit trigger.</w:t>
+            </w:r>
+            <w:r>
+              <w:rPr>
+                <w:rFonts w:ascii="Courier New" w:eastAsia="Courier New" w:hAnsi="Courier New" w:cs="Courier New"/>
+                <w:color w:val="3A2A52"/>
+                <w:sz w:val="18"/>
+                <w:szCs w:val="18"/>
+              </w:rPr>
+              <w:br/>
+            </w:r>
+            <w:r>
+              <w:rPr>
+                <w:rFonts w:ascii="Courier New" w:eastAsia="Courier New" w:hAnsi="Courier New" w:cs="Courier New"/>
+                <w:color w:val="FF0000"/>
+                <w:sz w:val="18"/>
+                <w:szCs w:val="18"/>
+              </w:rPr>
+              <w:t>done</w:t>
             </w:r>
           </w:p>
         </w:tc>
@@ -10157,6 +10257,24 @@
                 <w:szCs w:val="18"/>
               </w:rPr>
               <w:t xml:space="preserve"> batch and triggers PDF report card generation (per student, using the docx/pdf generation pipeline) attached to each student's record. Write a test confirming an unpublished result is not returned by the student-facing query.</w:t>
+            </w:r>
+            <w:r>
+              <w:rPr>
+                <w:rFonts w:ascii="Courier New" w:eastAsia="Courier New" w:hAnsi="Courier New" w:cs="Courier New"/>
+                <w:color w:val="3A2A52"/>
+                <w:sz w:val="18"/>
+                <w:szCs w:val="18"/>
+              </w:rPr>
+              <w:br/>
+            </w:r>
+            <w:r>
+              <w:rPr>
+                <w:rFonts w:ascii="Courier New" w:eastAsia="Courier New" w:hAnsi="Courier New" w:cs="Courier New"/>
+                <w:color w:val="FF0000"/>
+                <w:sz w:val="18"/>
+                <w:szCs w:val="18"/>
+              </w:rPr>
+              <w:t>done</w:t>
             </w:r>
           </w:p>
         </w:tc>
@@ -10629,6 +10747,24 @@
               </w:rPr>
               <w:t>).</w:t>
             </w:r>
+            <w:r>
+              <w:rPr>
+                <w:rFonts w:ascii="Courier New" w:eastAsia="Courier New" w:hAnsi="Courier New" w:cs="Courier New"/>
+                <w:color w:val="3A2A52"/>
+                <w:sz w:val="18"/>
+                <w:szCs w:val="18"/>
+              </w:rPr>
+              <w:br/>
+            </w:r>
+            <w:r>
+              <w:rPr>
+                <w:rFonts w:ascii="Courier New" w:eastAsia="Courier New" w:hAnsi="Courier New" w:cs="Courier New"/>
+                <w:color w:val="FF0000"/>
+                <w:sz w:val="18"/>
+                <w:szCs w:val="18"/>
+              </w:rPr>
+              <w:t>done</w:t>
+            </w:r>
           </w:p>
         </w:tc>
       </w:tr>
@@ -10947,6 +11083,24 @@
               </w:rPr>
               <w:t xml:space="preserve"> still pending, sending an overdue notice and flipping status to overdue. Write a test for both job queries against seeded due-date scenarios.</w:t>
             </w:r>
+            <w:r>
+              <w:rPr>
+                <w:rFonts w:ascii="Courier New" w:eastAsia="Courier New" w:hAnsi="Courier New" w:cs="Courier New"/>
+                <w:color w:val="3A2A52"/>
+                <w:sz w:val="18"/>
+                <w:szCs w:val="18"/>
+              </w:rPr>
+              <w:br/>
+            </w:r>
+            <w:r>
+              <w:rPr>
+                <w:rFonts w:ascii="Courier New" w:eastAsia="Courier New" w:hAnsi="Courier New" w:cs="Courier New"/>
+                <w:color w:val="FF0000"/>
+                <w:sz w:val="18"/>
+                <w:szCs w:val="18"/>
+              </w:rPr>
+              <w:t>done</w:t>
+            </w:r>
           </w:p>
         </w:tc>
       </w:tr>
@@ -11392,7 +11546,7 @@
                 <w:sz w:val="18"/>
                 <w:szCs w:val="18"/>
               </w:rPr>
-              <w:t xml:space="preserve">-only approval queue UI listing pending requests. On approve, apply the discount to the linked Invoice; on reject, leave it unchanged. Log every decision </w:t>
+              <w:t xml:space="preserve">-only approval queue UI listing pending requests. On approve, apply the </w:t>
             </w:r>
             <w:r>
               <w:rPr>
@@ -11402,7 +11556,25 @@
                 <w:szCs w:val="18"/>
               </w:rPr>
               <w:lastRenderedPageBreak/>
-              <w:t>with timestamp and an optional reason note. Write a test confirming the invoice amount is unaffected until approval is recorded.</w:t>
+              <w:t>discount to the linked Invoice; on reject, leave it unchanged. Log every decision with timestamp and an optional reason note. Write a test confirming the invoice amount is unaffected until approval is recorded.</w:t>
+            </w:r>
+            <w:r>
+              <w:rPr>
+                <w:rFonts w:ascii="Courier New" w:eastAsia="Courier New" w:hAnsi="Courier New" w:cs="Courier New"/>
+                <w:color w:val="3A2A52"/>
+                <w:sz w:val="18"/>
+                <w:szCs w:val="18"/>
+              </w:rPr>
+              <w:br/>
+            </w:r>
+            <w:r>
+              <w:rPr>
+                <w:rFonts w:ascii="Courier New" w:eastAsia="Courier New" w:hAnsi="Courier New" w:cs="Courier New"/>
+                <w:color w:val="FF0000"/>
+                <w:sz w:val="18"/>
+                <w:szCs w:val="18"/>
+              </w:rPr>
+              <w:t>done</w:t>
             </w:r>
           </w:p>
         </w:tc>
@@ -11902,6 +12074,24 @@
               </w:rPr>
               <w:t xml:space="preserve"> based on days overdue x a configured per-day rate, creating a linked Invoice/fee line item via the Fee module's API. Write a test for the fine calculation given various overdue durations.</w:t>
             </w:r>
+            <w:r>
+              <w:rPr>
+                <w:rFonts w:ascii="Courier New" w:eastAsia="Courier New" w:hAnsi="Courier New" w:cs="Courier New"/>
+                <w:color w:val="3A2A52"/>
+                <w:sz w:val="18"/>
+                <w:szCs w:val="18"/>
+              </w:rPr>
+              <w:br/>
+            </w:r>
+            <w:r>
+              <w:rPr>
+                <w:rFonts w:ascii="Courier New" w:eastAsia="Courier New" w:hAnsi="Courier New" w:cs="Courier New"/>
+                <w:color w:val="FF0000"/>
+                <w:sz w:val="18"/>
+                <w:szCs w:val="18"/>
+              </w:rPr>
+              <w:t>done</w:t>
+            </w:r>
           </w:p>
         </w:tc>
       </w:tr>
@@ -12179,6 +12369,24 @@
                 <w:szCs w:val="18"/>
               </w:rPr>
               <w:t xml:space="preserve"> row per recipient per channel recording delivery status (sent/failed) as returned by each provider. Write a test asserting all three channels are invoked for every recipient and that a single channel failure doesn't block the others.</w:t>
+            </w:r>
+            <w:r>
+              <w:rPr>
+                <w:rFonts w:ascii="Courier New" w:eastAsia="Courier New" w:hAnsi="Courier New" w:cs="Courier New"/>
+                <w:color w:val="3A2A52"/>
+                <w:sz w:val="18"/>
+                <w:szCs w:val="18"/>
+              </w:rPr>
+              <w:br/>
+            </w:r>
+            <w:r>
+              <w:rPr>
+                <w:rFonts w:ascii="Courier New" w:eastAsia="Courier New" w:hAnsi="Courier New" w:cs="Courier New"/>
+                <w:color w:val="FF0000"/>
+                <w:sz w:val="18"/>
+                <w:szCs w:val="18"/>
+              </w:rPr>
+              <w:t>done</w:t>
             </w:r>
           </w:p>
         </w:tc>
@@ -12517,6 +12725,24 @@
               </w:rPr>
               <w:t xml:space="preserve"> subscription so the dashboard refreshes without a manual reload. Write a test for each KPI's aggregation query against seeded data.</w:t>
             </w:r>
+            <w:r>
+              <w:rPr>
+                <w:rFonts w:ascii="Courier New" w:eastAsia="Courier New" w:hAnsi="Courier New" w:cs="Courier New"/>
+                <w:color w:val="3A2A52"/>
+                <w:sz w:val="18"/>
+                <w:szCs w:val="18"/>
+              </w:rPr>
+              <w:br/>
+            </w:r>
+            <w:r>
+              <w:rPr>
+                <w:rFonts w:ascii="Courier New" w:eastAsia="Courier New" w:hAnsi="Courier New" w:cs="Courier New"/>
+                <w:color w:val="FF0000"/>
+                <w:sz w:val="18"/>
+                <w:szCs w:val="18"/>
+              </w:rPr>
+              <w:t>done</w:t>
+            </w:r>
           </w:p>
         </w:tc>
       </w:tr>
@@ -13052,6 +13278,24 @@
               </w:rPr>
               <w:t xml:space="preserve"> queue.</w:t>
             </w:r>
+            <w:r>
+              <w:rPr>
+                <w:rFonts w:ascii="Courier New" w:eastAsia="Courier New" w:hAnsi="Courier New" w:cs="Courier New"/>
+                <w:color w:val="3A2A52"/>
+                <w:sz w:val="18"/>
+                <w:szCs w:val="18"/>
+              </w:rPr>
+              <w:br/>
+            </w:r>
+            <w:r>
+              <w:rPr>
+                <w:rFonts w:ascii="Courier New" w:eastAsia="Courier New" w:hAnsi="Courier New" w:cs="Courier New"/>
+                <w:color w:val="FF0000"/>
+                <w:sz w:val="18"/>
+                <w:szCs w:val="18"/>
+              </w:rPr>
+              <w:t>done</w:t>
+            </w:r>
           </w:p>
         </w:tc>
       </w:tr>
@@ -13194,6 +13438,7 @@
                 <w:sz w:val="20"/>
                 <w:szCs w:val="20"/>
               </w:rPr>
+              <w:lastRenderedPageBreak/>
               <w:t>So that I know whether my leave is confirmed</w:t>
             </w:r>
           </w:p>
@@ -13447,6 +13692,24 @@
                 <w:szCs w:val="18"/>
               </w:rPr>
               <w:t xml:space="preserve"> event for the substitute-suggestion feature to subscribe to. Write a test for the status transition and event emission.</w:t>
+            </w:r>
+            <w:r>
+              <w:rPr>
+                <w:rFonts w:ascii="Courier New" w:eastAsia="Courier New" w:hAnsi="Courier New" w:cs="Courier New"/>
+                <w:color w:val="3A2A52"/>
+                <w:sz w:val="18"/>
+                <w:szCs w:val="18"/>
+              </w:rPr>
+              <w:br/>
+            </w:r>
+            <w:r>
+              <w:rPr>
+                <w:rFonts w:ascii="Courier New" w:eastAsia="Courier New" w:hAnsi="Courier New" w:cs="Courier New"/>
+                <w:color w:val="FF0000"/>
+                <w:sz w:val="18"/>
+                <w:szCs w:val="18"/>
+              </w:rPr>
+              <w:t>done</w:t>
             </w:r>
           </w:p>
         </w:tc>
@@ -13805,6 +14068,24 @@
                 <w:szCs w:val="18"/>
               </w:rPr>
               <w:t xml:space="preserve"> record) or a manual override picker. Write a test for the free-teacher query against a seeded timetable.</w:t>
+            </w:r>
+            <w:r>
+              <w:rPr>
+                <w:rFonts w:ascii="Courier New" w:eastAsia="Courier New" w:hAnsi="Courier New" w:cs="Courier New"/>
+                <w:color w:val="3A2A52"/>
+                <w:sz w:val="18"/>
+                <w:szCs w:val="18"/>
+              </w:rPr>
+              <w:br/>
+            </w:r>
+            <w:r>
+              <w:rPr>
+                <w:rFonts w:ascii="Courier New" w:eastAsia="Courier New" w:hAnsi="Courier New" w:cs="Courier New"/>
+                <w:color w:val="FF0000"/>
+                <w:sz w:val="18"/>
+                <w:szCs w:val="18"/>
+              </w:rPr>
+              <w:t>done</w:t>
             </w:r>
           </w:p>
         </w:tc>
@@ -14252,6 +14533,24 @@
               </w:rPr>
               <w:t>.</w:t>
             </w:r>
+            <w:r>
+              <w:rPr>
+                <w:rFonts w:ascii="Courier New" w:eastAsia="Courier New" w:hAnsi="Courier New" w:cs="Courier New"/>
+                <w:color w:val="3A2A52"/>
+                <w:sz w:val="18"/>
+                <w:szCs w:val="18"/>
+              </w:rPr>
+              <w:br/>
+            </w:r>
+            <w:r>
+              <w:rPr>
+                <w:rFonts w:ascii="Courier New" w:eastAsia="Courier New" w:hAnsi="Courier New" w:cs="Courier New"/>
+                <w:color w:val="FF0000"/>
+                <w:sz w:val="18"/>
+                <w:szCs w:val="18"/>
+              </w:rPr>
+              <w:t>done</w:t>
+            </w:r>
           </w:p>
         </w:tc>
       </w:tr>
@@ -14527,6 +14826,24 @@
               </w:rPr>
               <w:t>Build the Gate Terminal verification flow: capture a live biometric scan, match against the locally cached encrypted template store for that gate (synced periodically from the central Biometric Vault), and return match/no-match with a confidence score within 3 seconds. On match, look up the student(s) linked to that guardian and notify the relevant classroom teacher via the Notification Service. On no-match, immediately alert the on-duty Security Officer and Principal/Admin. Write a test for the match-confidence threshold logic and the on-match/no-match notification branching.</w:t>
             </w:r>
+            <w:r>
+              <w:rPr>
+                <w:rFonts w:ascii="Courier New" w:eastAsia="Courier New" w:hAnsi="Courier New" w:cs="Courier New"/>
+                <w:color w:val="3A2A52"/>
+                <w:sz w:val="18"/>
+                <w:szCs w:val="18"/>
+              </w:rPr>
+              <w:br/>
+            </w:r>
+            <w:r>
+              <w:rPr>
+                <w:rFonts w:ascii="Courier New" w:eastAsia="Courier New" w:hAnsi="Courier New" w:cs="Courier New"/>
+                <w:color w:val="FF0000"/>
+                <w:sz w:val="18"/>
+                <w:szCs w:val="18"/>
+              </w:rPr>
+              <w:t>done</w:t>
+            </w:r>
           </w:p>
         </w:tc>
       </w:tr>
@@ -14720,6 +15037,7 @@
                 <w:sz w:val="19"/>
                 <w:szCs w:val="19"/>
               </w:rPr>
+              <w:lastRenderedPageBreak/>
               <w:t>Override requires entering a reason and checking a secondary ID</w:t>
             </w:r>
           </w:p>
@@ -14737,7 +15055,6 @@
                 <w:sz w:val="19"/>
                 <w:szCs w:val="19"/>
               </w:rPr>
-              <w:lastRenderedPageBreak/>
               <w:t>Override is logged distinctly from a normal automatic verification</w:t>
             </w:r>
           </w:p>
@@ -14866,6 +15183,24 @@
                 <w:szCs w:val="18"/>
               </w:rPr>
               <w:t>='biometric'. Write a test confirming override events are tagged distinctly from automatic verifications in the audit log.</w:t>
+            </w:r>
+            <w:r>
+              <w:rPr>
+                <w:rFonts w:ascii="Courier New" w:eastAsia="Courier New" w:hAnsi="Courier New" w:cs="Courier New"/>
+                <w:color w:val="3A2A52"/>
+                <w:sz w:val="18"/>
+                <w:szCs w:val="18"/>
+              </w:rPr>
+              <w:br/>
+            </w:r>
+            <w:r>
+              <w:rPr>
+                <w:rFonts w:ascii="Courier New" w:eastAsia="Courier New" w:hAnsi="Courier New" w:cs="Courier New"/>
+                <w:color w:val="FF0000"/>
+                <w:sz w:val="18"/>
+                <w:szCs w:val="18"/>
+              </w:rPr>
+              <w:t>done</w:t>
             </w:r>
           </w:p>
         </w:tc>
@@ -27243,8 +27578,8 @@
       </w:r>
     </w:p>
     <w:sectPr>
-      <w:headerReference w:type="default" r:id="rId7"/>
-      <w:footerReference w:type="default" r:id="rId8"/>
+      <w:headerReference w:type="default" r:id="rId8"/>
+      <w:footerReference w:type="default" r:id="rId9"/>
       <w:pgSz w:w="12240" w:h="15840"/>
       <w:pgMar w:top="1440" w:right="1260" w:bottom="1440" w:left="1260" w:header="708" w:footer="708" w:gutter="0"/>
       <w:cols w:space="720"/>
@@ -28532,4 +28867,16 @@
     </a:ext>
   </a:extLst>
 </a:theme>
+</file>
+
+<file path=customXml/item1.xml><?xml version="1.0" encoding="utf-8"?>
+<b:Sources xmlns:b="http://schemas.openxmlformats.org/officeDocument/2006/bibliography" xmlns="http://schemas.openxmlformats.org/officeDocument/2006/bibliography" SelectedStyle="\APASixthEditionOfficeOnline.xsl" StyleName="APA" Version="6"/>
+</file>
+
+<file path=customXml/itemProps1.xml><?xml version="1.0" encoding="utf-8"?>
+<ds:datastoreItem xmlns:ds="http://schemas.openxmlformats.org/officeDocument/2006/customXml" ds:itemID="{188C774D-C7D1-40C8-BF49-B069298097A3}">
+  <ds:schemaRefs>
+    <ds:schemaRef ds:uri="http://schemas.openxmlformats.org/officeDocument/2006/bibliography"/>
+  </ds:schemaRefs>
+</ds:datastoreItem>
 </file>
--- a/docs/SIMS_Sprint_Delivery_Plan_v1.1.docx
+++ b/docs/SIMS_Sprint_Delivery_Plan_v1.1.docx
@@ -15480,6 +15480,24 @@
               </w:rPr>
               <w:t xml:space="preserve"> creation. On every release (biometric or manual override), send a push/SMS notification to all guardians linked to the student (or specifically the primary contact, per school config) including the releasing guardian's name and the release timestamp. Write a test asserting notification dispatch on both verification method types.</w:t>
             </w:r>
+            <w:r>
+              <w:rPr>
+                <w:rFonts w:ascii="Courier New" w:eastAsia="Courier New" w:hAnsi="Courier New" w:cs="Courier New"/>
+                <w:color w:val="3A2A52"/>
+                <w:sz w:val="18"/>
+                <w:szCs w:val="18"/>
+              </w:rPr>
+              <w:br/>
+            </w:r>
+            <w:r>
+              <w:rPr>
+                <w:rFonts w:ascii="Courier New" w:eastAsia="Courier New" w:hAnsi="Courier New" w:cs="Courier New"/>
+                <w:color w:val="FF0000"/>
+                <w:sz w:val="18"/>
+                <w:szCs w:val="18"/>
+              </w:rPr>
+              <w:t>done</w:t>
+            </w:r>
           </w:p>
         </w:tc>
       </w:tr>
@@ -15834,6 +15852,24 @@
                 <w:szCs w:val="18"/>
               </w:rPr>
               <w:t>.</w:t>
+            </w:r>
+            <w:r>
+              <w:rPr>
+                <w:rFonts w:ascii="Courier New" w:eastAsia="Courier New" w:hAnsi="Courier New" w:cs="Courier New"/>
+                <w:color w:val="3A2A52"/>
+                <w:sz w:val="18"/>
+                <w:szCs w:val="18"/>
+              </w:rPr>
+              <w:br/>
+            </w:r>
+            <w:r>
+              <w:rPr>
+                <w:rFonts w:ascii="Courier New" w:eastAsia="Courier New" w:hAnsi="Courier New" w:cs="Courier New"/>
+                <w:color w:val="FF0000"/>
+                <w:sz w:val="18"/>
+                <w:szCs w:val="18"/>
+              </w:rPr>
+              <w:t>done</w:t>
             </w:r>
           </w:p>
         </w:tc>
@@ -16259,6 +16295,24 @@
               </w:rPr>
               <w:t xml:space="preserve"> units as a starting point for the new year, allowing edits before save. Write a test for the copy action producing a new set of units linked to the new year without mutating the original.</w:t>
             </w:r>
+            <w:r>
+              <w:rPr>
+                <w:rFonts w:ascii="Courier New" w:eastAsia="Courier New" w:hAnsi="Courier New" w:cs="Courier New"/>
+                <w:color w:val="3A2A52"/>
+                <w:sz w:val="18"/>
+                <w:szCs w:val="18"/>
+              </w:rPr>
+              <w:br/>
+            </w:r>
+            <w:r>
+              <w:rPr>
+                <w:rFonts w:ascii="Courier New" w:eastAsia="Courier New" w:hAnsi="Courier New" w:cs="Courier New"/>
+                <w:color w:val="FF0000"/>
+                <w:sz w:val="18"/>
+                <w:szCs w:val="18"/>
+              </w:rPr>
+              <w:t>done</w:t>
+            </w:r>
           </w:p>
         </w:tc>
       </w:tr>
@@ -16654,6 +16708,24 @@
               </w:rPr>
               <w:t xml:space="preserve"> for the subject has a planned date before allowing final submission. Build a scheduled reminder notification a configurable number of days before a school-wide planning deadline. Write a test for the finalized-timetable gate and the all-units-required validation.</w:t>
             </w:r>
+            <w:r>
+              <w:rPr>
+                <w:rFonts w:ascii="Courier New" w:eastAsia="Courier New" w:hAnsi="Courier New" w:cs="Courier New"/>
+                <w:color w:val="3A2A52"/>
+                <w:sz w:val="18"/>
+                <w:szCs w:val="18"/>
+              </w:rPr>
+              <w:br/>
+            </w:r>
+            <w:r>
+              <w:rPr>
+                <w:rFonts w:ascii="Courier New" w:eastAsia="Courier New" w:hAnsi="Courier New" w:cs="Courier New"/>
+                <w:color w:val="FF0000"/>
+                <w:sz w:val="18"/>
+                <w:szCs w:val="18"/>
+              </w:rPr>
+              <w:t>done</w:t>
+            </w:r>
           </w:p>
         </w:tc>
       </w:tr>
@@ -16830,6 +16902,7 @@
                 <w:sz w:val="19"/>
                 <w:szCs w:val="19"/>
               </w:rPr>
+              <w:lastRenderedPageBreak/>
               <w:t>Acceptance criteria:</w:t>
             </w:r>
           </w:p>
@@ -16880,7 +16953,6 @@
                 <w:sz w:val="19"/>
                 <w:szCs w:val="19"/>
               </w:rPr>
-              <w:lastRenderedPageBreak/>
               <w:t>System flags when actual completion falls behind the planned date</w:t>
             </w:r>
           </w:p>
@@ -16916,7 +16988,6 @@
                 <w:sz w:val="19"/>
                 <w:szCs w:val="19"/>
               </w:rPr>
-              <w:lastRenderedPageBreak/>
               <w:t>AI coding prompt (paste into Claude Code):</w:t>
             </w:r>
           </w:p>
@@ -17049,6 +17120,24 @@
                 <w:szCs w:val="18"/>
               </w:rPr>
               <w:t xml:space="preserve"> is still false. Surface this flag in the teacher's lesson list UI. Write a test for the behind-schedule flag computation across past/future planned dates.</w:t>
+            </w:r>
+            <w:r>
+              <w:rPr>
+                <w:rFonts w:ascii="Courier New" w:eastAsia="Courier New" w:hAnsi="Courier New" w:cs="Courier New"/>
+                <w:color w:val="3A2A52"/>
+                <w:sz w:val="18"/>
+                <w:szCs w:val="18"/>
+              </w:rPr>
+              <w:br/>
+            </w:r>
+            <w:r>
+              <w:rPr>
+                <w:rFonts w:ascii="Courier New" w:eastAsia="Courier New" w:hAnsi="Courier New" w:cs="Courier New"/>
+                <w:color w:val="FF0000"/>
+                <w:sz w:val="18"/>
+                <w:szCs w:val="18"/>
+              </w:rPr>
+              <w:t>done</w:t>
             </w:r>
           </w:p>
         </w:tc>
@@ -17368,6 +17457,33 @@
               </w:rPr>
               <w:t>=true units. Write a test for the aggregation query grouping correctness.</w:t>
             </w:r>
+            <w:r>
+              <w:rPr>
+                <w:rFonts w:ascii="Courier New" w:eastAsia="Courier New" w:hAnsi="Courier New" w:cs="Courier New"/>
+                <w:color w:val="3A2A52"/>
+                <w:sz w:val="18"/>
+                <w:szCs w:val="18"/>
+              </w:rPr>
+              <w:br/>
+            </w:r>
+            <w:r>
+              <w:rPr>
+                <w:rFonts w:ascii="Courier New" w:eastAsia="Courier New" w:hAnsi="Courier New" w:cs="Courier New"/>
+                <w:color w:val="FF0000"/>
+                <w:sz w:val="18"/>
+                <w:szCs w:val="18"/>
+              </w:rPr>
+              <w:t>done</w:t>
+            </w:r>
+            <w:r>
+              <w:rPr>
+                <w:rFonts w:ascii="Courier New" w:eastAsia="Courier New" w:hAnsi="Courier New" w:cs="Courier New"/>
+                <w:color w:val="3A2A52"/>
+                <w:sz w:val="18"/>
+                <w:szCs w:val="18"/>
+              </w:rPr>
+              <w:t xml:space="preserve"> </w:t>
+            </w:r>
           </w:p>
         </w:tc>
       </w:tr>
@@ -17821,6 +17937,24 @@
                 <w:szCs w:val="18"/>
               </w:rPr>
               <w:t xml:space="preserve"> past end of day, feeding into the free-period alert system (ACAD-091). Write a test for the missing-entry detection query.</w:t>
+            </w:r>
+            <w:r>
+              <w:rPr>
+                <w:rFonts w:ascii="Courier New" w:eastAsia="Courier New" w:hAnsi="Courier New" w:cs="Courier New"/>
+                <w:color w:val="3A2A52"/>
+                <w:sz w:val="18"/>
+                <w:szCs w:val="18"/>
+              </w:rPr>
+              <w:br/>
+            </w:r>
+            <w:r>
+              <w:rPr>
+                <w:rFonts w:ascii="Courier New" w:eastAsia="Courier New" w:hAnsi="Courier New" w:cs="Courier New"/>
+                <w:color w:val="FF0000"/>
+                <w:sz w:val="18"/>
+                <w:szCs w:val="18"/>
+              </w:rPr>
+              <w:t>done</w:t>
             </w:r>
           </w:p>
         </w:tc>
@@ -18195,6 +18329,24 @@
               </w:rPr>
               <w:t>=true in the response). Write a test for the carry-forward filter logic across month boundaries.</w:t>
             </w:r>
+            <w:r>
+              <w:rPr>
+                <w:rFonts w:ascii="Courier New" w:eastAsia="Courier New" w:hAnsi="Courier New" w:cs="Courier New"/>
+                <w:color w:val="3A2A52"/>
+                <w:sz w:val="18"/>
+                <w:szCs w:val="18"/>
+              </w:rPr>
+              <w:br/>
+            </w:r>
+            <w:r>
+              <w:rPr>
+                <w:rFonts w:ascii="Courier New" w:eastAsia="Courier New" w:hAnsi="Courier New" w:cs="Courier New"/>
+                <w:color w:val="FF0000"/>
+                <w:sz w:val="18"/>
+                <w:szCs w:val="18"/>
+              </w:rPr>
+              <w:t>done</w:t>
+            </w:r>
           </w:p>
         </w:tc>
       </w:tr>
@@ -18550,6 +18702,21 @@
               </w:rPr>
               <w:t xml:space="preserve"> slots (from ACAD-084) — as a simple list with links to each, no auto-action taken. Write a test for the free-period detection logic and the combined task aggregation query.</w:t>
             </w:r>
+            <w:r>
+              <w:rPr>
+                <w:rFonts w:ascii="Courier New" w:eastAsia="Courier New" w:hAnsi="Courier New" w:cs="Courier New"/>
+                <w:color w:val="3A2A52"/>
+                <w:sz w:val="18"/>
+                <w:szCs w:val="18"/>
+              </w:rPr>
+              <w:br/>
+            </w:r>
+            <w:r>
+              <w:rPr>
+                <w:color w:val="FF0000"/>
+              </w:rPr>
+              <w:t>done</w:t>
+            </w:r>
           </w:p>
         </w:tc>
       </w:tr>
@@ -18806,6 +18973,7 @@
                 <w:sz w:val="18"/>
                 <w:szCs w:val="18"/>
               </w:rPr>
+              <w:lastRenderedPageBreak/>
               <w:t xml:space="preserve">Build a weekly batch job computing a rolling average of Mark scores per student per subject over the last N assessments, flagging a </w:t>
             </w:r>
             <w:proofErr w:type="spellStart"/>
@@ -18826,17 +18994,22 @@
                 <w:sz w:val="18"/>
                 <w:szCs w:val="18"/>
               </w:rPr>
-              <w:t xml:space="preserve">=true if the rolling average has dropped over consecutive periods beyond a configurable threshold. Build </w:t>
-            </w:r>
-            <w:r>
-              <w:rPr>
-                <w:rFonts w:ascii="Courier New" w:eastAsia="Courier New" w:hAnsi="Courier New" w:cs="Courier New"/>
-                <w:color w:val="3A2A52"/>
-                <w:sz w:val="18"/>
-                <w:szCs w:val="18"/>
-              </w:rPr>
-              <w:lastRenderedPageBreak/>
-              <w:t>a simple line chart UI (e.g. recharts) showing the score-over-time series per student per subject, not a single score. Write a test for the trend-detection threshold logic.</w:t>
+              <w:t>=true if the rolling average has dropped over consecutive periods beyond a configurable threshold. Build a simple line chart UI (e.g. recharts) showing the score-over-time series per student per subject, not a single score. Write a test for the trend-detection threshold logic.</w:t>
+            </w:r>
+            <w:r>
+              <w:rPr>
+                <w:rFonts w:ascii="Courier New" w:eastAsia="Courier New" w:hAnsi="Courier New" w:cs="Courier New"/>
+                <w:color w:val="3A2A52"/>
+                <w:sz w:val="18"/>
+                <w:szCs w:val="18"/>
+              </w:rPr>
+              <w:br/>
+            </w:r>
+            <w:r>
+              <w:rPr>
+                <w:color w:val="FF0000"/>
+              </w:rPr>
+              <w:t>done</w:t>
             </w:r>
           </w:p>
         </w:tc>
@@ -19176,6 +19349,24 @@
               </w:rPr>
               <w:t>', description: plain text describing the pattern only — no diagnostic or clinical language permitted in the description field). Write a test confirming the flag only fires when both conditions are true, and a content test asserting the description template contains no disorder-name strings.</w:t>
             </w:r>
+            <w:r>
+              <w:rPr>
+                <w:rFonts w:ascii="Courier New" w:eastAsia="Courier New" w:hAnsi="Courier New" w:cs="Courier New"/>
+                <w:color w:val="3A2A52"/>
+                <w:sz w:val="18"/>
+                <w:szCs w:val="18"/>
+              </w:rPr>
+              <w:br/>
+            </w:r>
+            <w:r>
+              <w:rPr>
+                <w:rFonts w:ascii="Courier New" w:eastAsia="Courier New" w:hAnsi="Courier New" w:cs="Courier New"/>
+                <w:color w:val="FF0000"/>
+                <w:sz w:val="18"/>
+                <w:szCs w:val="18"/>
+              </w:rPr>
+              <w:t>done</w:t>
+            </w:r>
           </w:p>
         </w:tc>
       </w:tr>
@@ -19511,6 +19702,24 @@
               </w:rPr>
               <w:t>-role recipient for this flag type.</w:t>
             </w:r>
+            <w:r>
+              <w:rPr>
+                <w:rFonts w:ascii="Courier New" w:eastAsia="Courier New" w:hAnsi="Courier New" w:cs="Courier New"/>
+                <w:color w:val="3A2A52"/>
+                <w:sz w:val="18"/>
+                <w:szCs w:val="18"/>
+              </w:rPr>
+              <w:br/>
+            </w:r>
+            <w:r>
+              <w:rPr>
+                <w:rFonts w:ascii="Courier New" w:eastAsia="Courier New" w:hAnsi="Courier New" w:cs="Courier New"/>
+                <w:color w:val="FF0000"/>
+                <w:sz w:val="18"/>
+                <w:szCs w:val="18"/>
+              </w:rPr>
+              <w:t>done</w:t>
+            </w:r>
           </w:p>
         </w:tc>
       </w:tr>
@@ -19644,6 +19853,7 @@
                 <w:sz w:val="20"/>
                 <w:szCs w:val="20"/>
               </w:rPr>
+              <w:lastRenderedPageBreak/>
               <w:t>I want to view my own combined performance dashboard</w:t>
             </w:r>
           </w:p>
@@ -19687,6 +19897,7 @@
                 <w:sz w:val="19"/>
                 <w:szCs w:val="19"/>
               </w:rPr>
+              <w:lastRenderedPageBreak/>
               <w:t>Acceptance criteria:</w:t>
             </w:r>
           </w:p>
@@ -19704,7 +19915,6 @@
                 <w:sz w:val="19"/>
                 <w:szCs w:val="19"/>
               </w:rPr>
-              <w:lastRenderedPageBreak/>
               <w:t>Dashboard combines my attendance/punctuality, class pass rates, and syllabus completion into one view</w:t>
             </w:r>
           </w:p>
@@ -19774,7 +19984,6 @@
                 <w:sz w:val="19"/>
                 <w:szCs w:val="19"/>
               </w:rPr>
-              <w:lastRenderedPageBreak/>
               <w:t>AI coding prompt (paste into Claude Code):</w:t>
             </w:r>
           </w:p>
@@ -19827,6 +20036,24 @@
                 <w:szCs w:val="18"/>
               </w:rPr>
               <w:t>. Present as separate charts/figures on one dashboard page — explicitly do not compute or display a single combined score. Restrict access so a teacher can only view their own dashboard via this route. Write a test confirming the access restriction (a teacher cannot fetch another teacher's performance data via this endpoint).</w:t>
+            </w:r>
+            <w:r>
+              <w:rPr>
+                <w:rFonts w:ascii="Courier New" w:eastAsia="Courier New" w:hAnsi="Courier New" w:cs="Courier New"/>
+                <w:color w:val="3A2A52"/>
+                <w:sz w:val="18"/>
+                <w:szCs w:val="18"/>
+              </w:rPr>
+              <w:br/>
+            </w:r>
+            <w:r>
+              <w:rPr>
+                <w:rFonts w:ascii="Courier New" w:eastAsia="Courier New" w:hAnsi="Courier New" w:cs="Courier New"/>
+                <w:color w:val="FF0000"/>
+                <w:sz w:val="18"/>
+                <w:szCs w:val="18"/>
+              </w:rPr>
+              <w:t>done</w:t>
             </w:r>
           </w:p>
         </w:tc>
@@ -20159,6 +20386,24 @@
                 <w:szCs w:val="18"/>
               </w:rPr>
               <w:t xml:space="preserve"> average pass rate across all sections. When displaying a flagged class result, include the prior year's average for that class/section as context alongside the current figure. Enforce role-based access denying Teacher-role users from querying another teacher's dashboard. Write tests for the outlier threshold logic and the cross-teacher access denial.</w:t>
+            </w:r>
+            <w:r>
+              <w:rPr>
+                <w:rFonts w:ascii="Courier New" w:eastAsia="Courier New" w:hAnsi="Courier New" w:cs="Courier New"/>
+                <w:color w:val="3A2A52"/>
+                <w:sz w:val="18"/>
+                <w:szCs w:val="18"/>
+              </w:rPr>
+              <w:br/>
+            </w:r>
+            <w:r>
+              <w:rPr>
+                <w:rFonts w:ascii="Courier New" w:eastAsia="Courier New" w:hAnsi="Courier New" w:cs="Courier New"/>
+                <w:color w:val="FF0000"/>
+                <w:sz w:val="18"/>
+                <w:szCs w:val="18"/>
+              </w:rPr>
+              <w:t>done</w:t>
             </w:r>
           </w:p>
         </w:tc>

--- a/docs/SIMS_Sprint_Delivery_Plan_v1.1.docx
+++ b/docs/SIMS_Sprint_Delivery_Plan_v1.1.docx
@@ -20777,6 +20777,24 @@
               </w:rPr>
               <w:t>-role user cannot read another teacher's submitted observations (write-only for Teacher role, read-restricted to Principal/Counselor).</w:t>
             </w:r>
+            <w:r>
+              <w:rPr>
+                <w:rFonts w:ascii="Courier New" w:eastAsia="Courier New" w:hAnsi="Courier New" w:cs="Courier New"/>
+                <w:color w:val="3A2A52"/>
+                <w:sz w:val="18"/>
+                <w:szCs w:val="18"/>
+              </w:rPr>
+              <w:br/>
+            </w:r>
+            <w:r>
+              <w:rPr>
+                <w:rFonts w:ascii="Courier New" w:eastAsia="Courier New" w:hAnsi="Courier New" w:cs="Courier New"/>
+                <w:color w:val="FF0000"/>
+                <w:sz w:val="18"/>
+                <w:szCs w:val="18"/>
+              </w:rPr>
+              <w:t>done</w:t>
+            </w:r>
           </w:p>
         </w:tc>
       </w:tr>
@@ -21115,6 +21133,24 @@
               </w:rPr>
               <w:t>, self-submitted only). Build a simple optional UI widget (5 face/word icons) on the student's home view that is never required to proceed past any other part of the app. Write a test confirming no other flow blocks on this model being populated.</w:t>
             </w:r>
+            <w:r>
+              <w:rPr>
+                <w:rFonts w:ascii="Courier New" w:eastAsia="Courier New" w:hAnsi="Courier New" w:cs="Courier New"/>
+                <w:color w:val="3A2A52"/>
+                <w:sz w:val="18"/>
+                <w:szCs w:val="18"/>
+              </w:rPr>
+              <w:br/>
+            </w:r>
+            <w:r>
+              <w:rPr>
+                <w:rFonts w:ascii="Courier New" w:eastAsia="Courier New" w:hAnsi="Courier New" w:cs="Courier New"/>
+                <w:color w:val="FF0000"/>
+                <w:sz w:val="18"/>
+                <w:szCs w:val="18"/>
+              </w:rPr>
+              <w:t>done</w:t>
+            </w:r>
           </w:p>
         </w:tc>
       </w:tr>
@@ -21325,6 +21361,7 @@
                 <w:sz w:val="19"/>
                 <w:szCs w:val="19"/>
               </w:rPr>
+              <w:lastRenderedPageBreak/>
               <w:t>Notification text describes the pattern (e.g. "3 low mood check-ins this week") without naming any condition</w:t>
             </w:r>
           </w:p>
@@ -21342,7 +21379,6 @@
                 <w:sz w:val="19"/>
                 <w:szCs w:val="19"/>
               </w:rPr>
-              <w:lastRenderedPageBreak/>
               <w:t>No automated action is taken beyond creating the case and notifying the counselor</w:t>
             </w:r>
           </w:p>
@@ -21511,6 +21547,24 @@
                 <w:szCs w:val="18"/>
               </w:rPr>
               <w:t xml:space="preserve"> template never includes a disorder/condition name, and a behavior test confirming the job only creates the case and sends one notification, performing no other action.</w:t>
+            </w:r>
+            <w:r>
+              <w:rPr>
+                <w:rFonts w:ascii="Courier New" w:eastAsia="Courier New" w:hAnsi="Courier New" w:cs="Courier New"/>
+                <w:color w:val="3A2A52"/>
+                <w:sz w:val="18"/>
+                <w:szCs w:val="18"/>
+              </w:rPr>
+              <w:br/>
+            </w:r>
+            <w:r>
+              <w:rPr>
+                <w:rFonts w:ascii="Courier New" w:eastAsia="Courier New" w:hAnsi="Courier New" w:cs="Courier New"/>
+                <w:color w:val="FF0000"/>
+                <w:sz w:val="18"/>
+                <w:szCs w:val="18"/>
+              </w:rPr>
+              <w:t>done</w:t>
             </w:r>
           </w:p>
         </w:tc>
@@ -22357,6 +22411,7 @@
                 <w:sz w:val="20"/>
                 <w:szCs w:val="20"/>
               </w:rPr>
+              <w:lastRenderedPageBreak/>
               <w:t xml:space="preserve">As a </w:t>
             </w:r>
             <w:r>
@@ -22387,7 +22442,6 @@
                 <w:sz w:val="20"/>
                 <w:szCs w:val="20"/>
               </w:rPr>
-              <w:lastRenderedPageBreak/>
               <w:t>So that we can have a meaningful conversation about their direction</w:t>
             </w:r>
           </w:p>
@@ -22422,7 +22476,6 @@
                 <w:sz w:val="19"/>
                 <w:szCs w:val="19"/>
               </w:rPr>
-              <w:lastRenderedPageBreak/>
               <w:t>Acceptance criteria:</w:t>
             </w:r>
           </w:p>

--- a/docs/SIMS_Sprint_Delivery_Plan_v1.1.docx
+++ b/docs/SIMS_Sprint_Delivery_Plan_v1.1.docx
@@ -21984,6 +21984,24 @@
               </w:rPr>
               <w:t>. Write a test confirming the Guardian-facing API never returns the encrypted raw notes field.</w:t>
             </w:r>
+            <w:r>
+              <w:rPr>
+                <w:rFonts w:ascii="Courier New" w:eastAsia="Courier New" w:hAnsi="Courier New" w:cs="Courier New"/>
+                <w:color w:val="3A2A52"/>
+                <w:sz w:val="18"/>
+                <w:szCs w:val="18"/>
+              </w:rPr>
+              <w:br/>
+            </w:r>
+            <w:r>
+              <w:rPr>
+                <w:rFonts w:ascii="Courier New" w:eastAsia="Courier New" w:hAnsi="Courier New" w:cs="Courier New"/>
+                <w:color w:val="FF0000"/>
+                <w:sz w:val="18"/>
+                <w:szCs w:val="18"/>
+              </w:rPr>
+              <w:t>done</w:t>
+            </w:r>
           </w:p>
         </w:tc>
       </w:tr>
@@ -22299,6 +22317,24 @@
               </w:rPr>
               <w:t xml:space="preserve"> models.</w:t>
             </w:r>
+            <w:r>
+              <w:rPr>
+                <w:rFonts w:ascii="Courier New" w:eastAsia="Courier New" w:hAnsi="Courier New" w:cs="Courier New"/>
+                <w:color w:val="3A2A52"/>
+                <w:sz w:val="18"/>
+                <w:szCs w:val="18"/>
+              </w:rPr>
+              <w:br/>
+            </w:r>
+            <w:r>
+              <w:rPr>
+                <w:rFonts w:ascii="Courier New" w:eastAsia="Courier New" w:hAnsi="Courier New" w:cs="Courier New"/>
+                <w:color w:val="FF0000"/>
+                <w:sz w:val="18"/>
+                <w:szCs w:val="18"/>
+              </w:rPr>
+              <w:t>done</w:t>
+            </w:r>
           </w:p>
         </w:tc>
       </w:tr>
@@ -22351,6 +22387,7 @@
                 <w:sz w:val="19"/>
                 <w:szCs w:val="19"/>
               </w:rPr>
+              <w:lastRenderedPageBreak/>
               <w:t>SUPP-</w:t>
             </w:r>
             <w:proofErr w:type="gramStart"/>
@@ -22411,7 +22448,6 @@
                 <w:sz w:val="20"/>
                 <w:szCs w:val="20"/>
               </w:rPr>
-              <w:lastRenderedPageBreak/>
               <w:t xml:space="preserve">As a </w:t>
             </w:r>
             <w:r>
@@ -23001,6 +23037,24 @@
               </w:rPr>
               <w:t>. Write a test confirming an assignment is visible to all students in the assigned class and not to other classes.</w:t>
             </w:r>
+            <w:r>
+              <w:rPr>
+                <w:rFonts w:ascii="Courier New" w:eastAsia="Courier New" w:hAnsi="Courier New" w:cs="Courier New"/>
+                <w:color w:val="3A2A52"/>
+                <w:sz w:val="18"/>
+                <w:szCs w:val="18"/>
+              </w:rPr>
+              <w:br/>
+            </w:r>
+            <w:r>
+              <w:rPr>
+                <w:rFonts w:ascii="Courier New" w:eastAsia="Courier New" w:hAnsi="Courier New" w:cs="Courier New"/>
+                <w:color w:val="FF0000"/>
+                <w:sz w:val="18"/>
+                <w:szCs w:val="18"/>
+              </w:rPr>
+              <w:t>done</w:t>
+            </w:r>
           </w:p>
         </w:tc>
       </w:tr>
@@ -23370,6 +23424,24 @@
               </w:rPr>
               <w:t>). Build a submission form supporting text entry, file upload, and image upload (reuse the file storage service). Build a status indicator on the student's assignment view reflecting submitted/not-submitted based on whether a Submission row exists. Write a test for the submitted-status computation.</w:t>
             </w:r>
+            <w:r>
+              <w:rPr>
+                <w:rFonts w:ascii="Courier New" w:eastAsia="Courier New" w:hAnsi="Courier New" w:cs="Courier New"/>
+                <w:color w:val="3A2A52"/>
+                <w:sz w:val="18"/>
+                <w:szCs w:val="18"/>
+              </w:rPr>
+              <w:br/>
+            </w:r>
+            <w:r>
+              <w:rPr>
+                <w:rFonts w:ascii="Courier New" w:eastAsia="Courier New" w:hAnsi="Courier New" w:cs="Courier New"/>
+                <w:color w:val="FF0000"/>
+                <w:sz w:val="18"/>
+                <w:szCs w:val="18"/>
+              </w:rPr>
+              <w:t>done</w:t>
+            </w:r>
           </w:p>
         </w:tc>
       </w:tr>
@@ -23632,6 +23704,7 @@
                 <w:sz w:val="19"/>
                 <w:szCs w:val="19"/>
               </w:rPr>
+              <w:lastRenderedPageBreak/>
               <w:t>AI coding prompt (paste into Claude Code):</w:t>
             </w:r>
           </w:p>
@@ -23643,7 +23716,6 @@
                 <w:sz w:val="18"/>
                 <w:szCs w:val="18"/>
               </w:rPr>
-              <w:lastRenderedPageBreak/>
               <w:t xml:space="preserve">Build a teacher-facing roster view per assignment computing status per student: submitted, missing (no Submission row past </w:t>
             </w:r>
             <w:proofErr w:type="spellStart"/>
@@ -23705,6 +23777,24 @@
                 <w:szCs w:val="18"/>
               </w:rPr>
               <w:t>). Add grade and feedback fields to Submission, editable by the teacher. Expose the same status/grade/feedback via a parent-facing read endpoint scoped to their linked child. Write a test for the status computation across the three states.</w:t>
+            </w:r>
+            <w:r>
+              <w:rPr>
+                <w:rFonts w:ascii="Courier New" w:eastAsia="Courier New" w:hAnsi="Courier New" w:cs="Courier New"/>
+                <w:color w:val="3A2A52"/>
+                <w:sz w:val="18"/>
+                <w:szCs w:val="18"/>
+              </w:rPr>
+              <w:br/>
+            </w:r>
+            <w:r>
+              <w:rPr>
+                <w:rFonts w:ascii="Courier New" w:eastAsia="Courier New" w:hAnsi="Courier New" w:cs="Courier New"/>
+                <w:color w:val="FF0000"/>
+                <w:sz w:val="18"/>
+                <w:szCs w:val="18"/>
+              </w:rPr>
+              <w:t>done</w:t>
             </w:r>
           </w:p>
         </w:tc>
@@ -23712,7 +23802,6 @@
     </w:tbl>
     <w:p>
       <w:r>
-        <w:lastRenderedPageBreak/>
         <w:br w:type="page"/>
       </w:r>
     </w:p>
@@ -24120,6 +24209,24 @@
               </w:rPr>
               <w:t>. Write a test for the join-link visibility window.</w:t>
             </w:r>
+            <w:r>
+              <w:rPr>
+                <w:rFonts w:ascii="Courier New" w:eastAsia="Courier New" w:hAnsi="Courier New" w:cs="Courier New"/>
+                <w:color w:val="3A2A52"/>
+                <w:sz w:val="18"/>
+                <w:szCs w:val="18"/>
+              </w:rPr>
+              <w:br/>
+            </w:r>
+            <w:r>
+              <w:rPr>
+                <w:rFonts w:ascii="Courier New" w:eastAsia="Courier New" w:hAnsi="Courier New" w:cs="Courier New"/>
+                <w:color w:val="FF0000"/>
+                <w:sz w:val="18"/>
+                <w:szCs w:val="18"/>
+              </w:rPr>
+              <w:t>done</w:t>
+            </w:r>
           </w:p>
         </w:tc>
       </w:tr>
@@ -24438,6 +24545,24 @@
               </w:rPr>
               <w:t>='ended' and disconnect all participants. Write an integration test (or mocked SFU client test) for the start/end session lifecycle and control state changes.</w:t>
             </w:r>
+            <w:r>
+              <w:rPr>
+                <w:rFonts w:ascii="Courier New" w:eastAsia="Courier New" w:hAnsi="Courier New" w:cs="Courier New"/>
+                <w:color w:val="3A2A52"/>
+                <w:sz w:val="18"/>
+                <w:szCs w:val="18"/>
+              </w:rPr>
+              <w:br/>
+            </w:r>
+            <w:r>
+              <w:rPr>
+                <w:rFonts w:ascii="Courier New" w:eastAsia="Courier New" w:hAnsi="Courier New" w:cs="Courier New"/>
+                <w:color w:val="FF0000"/>
+                <w:sz w:val="18"/>
+                <w:szCs w:val="18"/>
+              </w:rPr>
+              <w:t>done</w:t>
+            </w:r>
           </w:p>
         </w:tc>
       </w:tr>
@@ -24796,6 +24921,24 @@
               </w:rPr>
               <w:t xml:space="preserve"> is created on join and duration is correctly computed on leave.</w:t>
             </w:r>
+            <w:r>
+              <w:rPr>
+                <w:rFonts w:ascii="Courier New" w:eastAsia="Courier New" w:hAnsi="Courier New" w:cs="Courier New"/>
+                <w:color w:val="3A2A52"/>
+                <w:sz w:val="18"/>
+                <w:szCs w:val="18"/>
+              </w:rPr>
+              <w:br/>
+            </w:r>
+            <w:r>
+              <w:rPr>
+                <w:rFonts w:ascii="Courier New" w:eastAsia="Courier New" w:hAnsi="Courier New" w:cs="Courier New"/>
+                <w:color w:val="FF0000"/>
+                <w:sz w:val="18"/>
+                <w:szCs w:val="18"/>
+              </w:rPr>
+              <w:t>done</w:t>
+            </w:r>
           </w:p>
         </w:tc>
       </w:tr>
@@ -24908,7 +25051,6 @@
                 <w:sz w:val="20"/>
                 <w:szCs w:val="20"/>
               </w:rPr>
-              <w:lastRenderedPageBreak/>
               <w:t xml:space="preserve">As a </w:t>
             </w:r>
             <w:r>
@@ -25094,6 +25236,33 @@
                 <w:szCs w:val="18"/>
               </w:rPr>
               <w:t xml:space="preserve"> record once processing completes. Expose the recording to students enrolled in that class section once status='ended' and the recording URL is available. Write a test for the recording-availability gate (not visible while status='live' or recording still processing).</w:t>
+            </w:r>
+            <w:r>
+              <w:rPr>
+                <w:rFonts w:ascii="Courier New" w:eastAsia="Courier New" w:hAnsi="Courier New" w:cs="Courier New"/>
+                <w:color w:val="3A2A52"/>
+                <w:sz w:val="18"/>
+                <w:szCs w:val="18"/>
+              </w:rPr>
+              <w:br/>
+            </w:r>
+            <w:r>
+              <w:rPr>
+                <w:rFonts w:ascii="Courier New" w:eastAsia="Courier New" w:hAnsi="Courier New" w:cs="Courier New"/>
+                <w:color w:val="FF0000"/>
+                <w:sz w:val="18"/>
+                <w:szCs w:val="18"/>
+              </w:rPr>
+              <w:t>done</w:t>
+            </w:r>
+            <w:r>
+              <w:rPr>
+                <w:rFonts w:ascii="Courier New" w:eastAsia="Courier New" w:hAnsi="Courier New" w:cs="Courier New"/>
+                <w:color w:val="3A2A52"/>
+                <w:sz w:val="18"/>
+                <w:szCs w:val="18"/>
+              </w:rPr>
+              <w:t xml:space="preserve"> </w:t>
             </w:r>
           </w:p>
         </w:tc>
@@ -25499,6 +25668,24 @@
               </w:rPr>
               <w:t xml:space="preserve"> room, targeting under 200ms end-to-end latency. Write a unit test for the coordinate-smoothing function and a manual test plan for latency measurement (since this is primarily a client-side perceptual feature).</w:t>
             </w:r>
+            <w:r>
+              <w:rPr>
+                <w:rFonts w:ascii="Courier New" w:eastAsia="Courier New" w:hAnsi="Courier New" w:cs="Courier New"/>
+                <w:color w:val="3A2A52"/>
+                <w:sz w:val="18"/>
+                <w:szCs w:val="18"/>
+              </w:rPr>
+              <w:br/>
+            </w:r>
+            <w:r>
+              <w:rPr>
+                <w:rFonts w:ascii="Courier New" w:eastAsia="Courier New" w:hAnsi="Courier New" w:cs="Courier New"/>
+                <w:color w:val="FF0000"/>
+                <w:sz w:val="18"/>
+                <w:szCs w:val="18"/>
+              </w:rPr>
+              <w:t>done</w:t>
+            </w:r>
           </w:p>
         </w:tc>
       </w:tr>
@@ -25777,6 +25964,24 @@
               </w:rPr>
               <w:t xml:space="preserve"> hand landmarks from LMS-130, compute the distance between thumb-tip and index-fingertip landmarks; below a calibrated threshold, treat as a 'pinch' gesture that lifts the pen (stops emitting stroke points) until released. Add a second gesture (e.g. open-palm hold) or a simple on-screen tap button as an alternative erase trigger that clears the current whiteboard canvas. Write a unit test for the pinch-distance threshold calculation.</w:t>
             </w:r>
+            <w:r>
+              <w:rPr>
+                <w:rFonts w:ascii="Courier New" w:eastAsia="Courier New" w:hAnsi="Courier New" w:cs="Courier New"/>
+                <w:color w:val="3A2A52"/>
+                <w:sz w:val="18"/>
+                <w:szCs w:val="18"/>
+              </w:rPr>
+              <w:br/>
+            </w:r>
+            <w:r>
+              <w:rPr>
+                <w:rFonts w:ascii="Courier New" w:eastAsia="Courier New" w:hAnsi="Courier New" w:cs="Courier New"/>
+                <w:color w:val="FF0000"/>
+                <w:sz w:val="18"/>
+                <w:szCs w:val="18"/>
+              </w:rPr>
+              <w:t>done</w:t>
+            </w:r>
           </w:p>
         </w:tc>
       </w:tr>
@@ -25987,6 +26192,7 @@
                 <w:sz w:val="19"/>
                 <w:szCs w:val="19"/>
               </w:rPr>
+              <w:lastRenderedPageBreak/>
               <w:t>Saved output is attached to the class recording</w:t>
             </w:r>
           </w:p>
@@ -26075,6 +26281,24 @@
                 <w:szCs w:val="18"/>
               </w:rPr>
               <w:t xml:space="preserve"> record holding the video recording URL (from LMS-123). Write a test confirming the whiteboard snapshot is saved and linked on session end.</w:t>
+            </w:r>
+            <w:r>
+              <w:rPr>
+                <w:rFonts w:ascii="Courier New" w:eastAsia="Courier New" w:hAnsi="Courier New" w:cs="Courier New"/>
+                <w:color w:val="3A2A52"/>
+                <w:sz w:val="18"/>
+                <w:szCs w:val="18"/>
+              </w:rPr>
+              <w:br/>
+            </w:r>
+            <w:r>
+              <w:rPr>
+                <w:rFonts w:ascii="Courier New" w:eastAsia="Courier New" w:hAnsi="Courier New" w:cs="Courier New"/>
+                <w:color w:val="FF0000"/>
+                <w:sz w:val="18"/>
+                <w:szCs w:val="18"/>
+              </w:rPr>
+              <w:t>done</w:t>
             </w:r>
           </w:p>
         </w:tc>
@@ -26333,6 +26557,24 @@
                 <w:szCs w:val="18"/>
               </w:rPr>
               <w:t>Build the student-side WebSocket subscriber that receives broadcast stroke points from LMS-130 and renders them on the same whiteboard overlay component as the teacher sees, with no handwriting-to-text/OCR step applied — render the raw stroke path only. Write a test confirming the rendering pipeline does not call any text-recognition function.</w:t>
+            </w:r>
+            <w:r>
+              <w:rPr>
+                <w:rFonts w:ascii="Courier New" w:eastAsia="Courier New" w:hAnsi="Courier New" w:cs="Courier New"/>
+                <w:color w:val="3A2A52"/>
+                <w:sz w:val="18"/>
+                <w:szCs w:val="18"/>
+              </w:rPr>
+              <w:br/>
+            </w:r>
+            <w:r>
+              <w:rPr>
+                <w:rFonts w:ascii="Courier New" w:eastAsia="Courier New" w:hAnsi="Courier New" w:cs="Courier New"/>
+                <w:color w:val="FF0000"/>
+                <w:sz w:val="18"/>
+                <w:szCs w:val="18"/>
+              </w:rPr>
+              <w:t>done</w:t>
             </w:r>
           </w:p>
         </w:tc>
